--- a/materialien/Welt6_Zeitmaschine/5_Loesungen/KR_W6_Akte2_Eves_Chiffre_LSG.docx
+++ b/materialien/Welt6_Zeitmaschine/5_Loesungen/KR_W6_Akte2_Eves_Chiffre_LSG.docx
@@ -459,7 +459,7 @@
               <w:rPr>
                 <w:rFonts w:ascii="Georgia" w:hAnsi="Georgia" w:cs="Georgia" w:eastAsia="Georgia"/>
                 <w:b/>
-                <w:color w:val="8A5F1A"/>
+                <w:color w:val="14213D"/>
                 <w:spacing w:val="16"/>
                 <w:sz w:val="21"/>
               </w:rPr>
@@ -1038,7 +1038,7 @@
               <w:rPr>
                 <w:rFonts w:ascii="Georgia" w:hAnsi="Georgia" w:cs="Georgia" w:eastAsia="Georgia"/>
                 <w:b/>
-                <w:color w:val="8A5F1A"/>
+                <w:color w:val="14213D"/>
                 <w:spacing w:val="16"/>
                 <w:sz w:val="21"/>
               </w:rPr>
@@ -1055,7 +1055,7 @@
                 <w:rFonts w:ascii="Georgia" w:hAnsi="Georgia" w:cs="Georgia" w:eastAsia="Georgia"/>
                 <w:b/>
                 <w:i w:val="0"/>
-                <w:color w:val="8A5F1A"/>
+                <w:color w:val="14213D"/>
                 <w:sz w:val="24"/>
               </w:rPr>
               <w:t>Beispiel: Klartext „mitternachtsuhr“, t = 3, Pendelwort ZEIT</w:t>
@@ -2696,7 +2696,7 @@
               <w:rPr>
                 <w:rFonts w:ascii="Georgia" w:hAnsi="Georgia" w:cs="Georgia" w:eastAsia="Georgia"/>
                 <w:b/>
-                <w:color w:val="8A5F1A"/>
+                <w:color w:val="14213D"/>
                 <w:spacing w:val="16"/>
                 <w:sz w:val="21"/>
               </w:rPr>
@@ -2715,7 +2715,7 @@
               <w:rPr>
                 <w:rFonts w:ascii="Calibri" w:hAnsi="Calibri" w:cs="Calibri" w:eastAsia="Calibri"/>
                 <w:b/>
-                <w:color w:val="8A5F1A"/>
+                <w:color w:val="14213D"/>
                 <w:sz w:val="22"/>
               </w:rPr>
               <w:t>1.</w:t>
@@ -2754,7 +2754,7 @@
               <w:rPr>
                 <w:rFonts w:ascii="Calibri" w:hAnsi="Calibri" w:cs="Calibri" w:eastAsia="Calibri"/>
                 <w:b/>
-                <w:color w:val="8A5F1A"/>
+                <w:color w:val="14213D"/>
                 <w:sz w:val="22"/>
               </w:rPr>
               <w:t>2.</w:t>
@@ -2793,7 +2793,7 @@
               <w:rPr>
                 <w:rFonts w:ascii="Calibri" w:hAnsi="Calibri" w:cs="Calibri" w:eastAsia="Calibri"/>
                 <w:b/>
-                <w:color w:val="8A5F1A"/>
+                <w:color w:val="14213D"/>
                 <w:sz w:val="22"/>
               </w:rPr>
               <w:t>3.</w:t>
@@ -2832,7 +2832,7 @@
               <w:rPr>
                 <w:rFonts w:ascii="Calibri" w:hAnsi="Calibri" w:cs="Calibri" w:eastAsia="Calibri"/>
                 <w:b/>
-                <w:color w:val="8A5F1A"/>
+                <w:color w:val="14213D"/>
                 <w:sz w:val="22"/>
               </w:rPr>
               <w:t>4.</w:t>
@@ -2871,7 +2871,7 @@
               <w:rPr>
                 <w:rFonts w:ascii="Calibri" w:hAnsi="Calibri" w:cs="Calibri" w:eastAsia="Calibri"/>
                 <w:b/>
-                <w:color w:val="8A5F1A"/>
+                <w:color w:val="14213D"/>
                 <w:sz w:val="22"/>
               </w:rPr>
               <w:t>5.</w:t>
@@ -3270,7 +3270,7 @@
               <w:rPr>
                 <w:rFonts w:ascii="Georgia" w:hAnsi="Georgia" w:cs="Georgia" w:eastAsia="Georgia"/>
                 <w:b/>
-                <w:color w:val="8A5F1A"/>
+                <w:color w:val="14213D"/>
                 <w:spacing w:val="16"/>
                 <w:sz w:val="21"/>
               </w:rPr>
@@ -3288,7 +3288,7 @@
             <w:r>
               <w:rPr>
                 <w:rFonts w:ascii="Calibri" w:hAnsi="Calibri" w:cs="Calibri" w:eastAsia="Calibri"/>
-                <w:color w:val="8A5F1A"/>
+                <w:color w:val="14213D"/>
                 <w:sz w:val="22"/>
               </w:rPr>
               <w:t>•</w:t>
@@ -3326,7 +3326,7 @@
             <w:r>
               <w:rPr>
                 <w:rFonts w:ascii="Calibri" w:hAnsi="Calibri" w:cs="Calibri" w:eastAsia="Calibri"/>
-                <w:color w:val="8A5F1A"/>
+                <w:color w:val="14213D"/>
                 <w:sz w:val="22"/>
               </w:rPr>
               <w:t>•</w:t>
@@ -3364,7 +3364,7 @@
             <w:r>
               <w:rPr>
                 <w:rFonts w:ascii="Calibri" w:hAnsi="Calibri" w:cs="Calibri" w:eastAsia="Calibri"/>
-                <w:color w:val="8A5F1A"/>
+                <w:color w:val="14213D"/>
                 <w:sz w:val="22"/>
               </w:rPr>
               <w:t>•</w:t>
@@ -3402,7 +3402,7 @@
             <w:r>
               <w:rPr>
                 <w:rFonts w:ascii="Calibri" w:hAnsi="Calibri" w:cs="Calibri" w:eastAsia="Calibri"/>
-                <w:color w:val="8A5F1A"/>
+                <w:color w:val="14213D"/>
                 <w:sz w:val="22"/>
               </w:rPr>
               <w:t>•</w:t>
@@ -3440,7 +3440,7 @@
             <w:r>
               <w:rPr>
                 <w:rFonts w:ascii="Calibri" w:hAnsi="Calibri" w:cs="Calibri" w:eastAsia="Calibri"/>
-                <w:color w:val="8A5F1A"/>
+                <w:color w:val="14213D"/>
                 <w:sz w:val="22"/>
               </w:rPr>
               <w:t>•</w:t>
@@ -3562,7 +3562,7 @@
             <w:r>
               <w:rPr>
                 <w:rFonts w:ascii="Calibri" w:hAnsi="Calibri" w:cs="Calibri" w:eastAsia="Calibri"/>
-                <w:color w:val="B07D2B"/>
+                <w:color w:val="8A5F1A"/>
                 <w:sz w:val="20"/>
               </w:rPr>
               <w:t xml:space="preserve">  ★</w:t>
@@ -3919,7 +3919,7 @@
             <w:r>
               <w:rPr>
                 <w:rFonts w:ascii="Calibri" w:hAnsi="Calibri" w:cs="Calibri" w:eastAsia="Calibri"/>
-                <w:color w:val="B07D2B"/>
+                <w:color w:val="8A5F1A"/>
                 <w:sz w:val="20"/>
               </w:rPr>
               <w:t xml:space="preserve">  ★★</w:t>
@@ -6599,7 +6599,7 @@
             <w:r>
               <w:rPr>
                 <w:rFonts w:ascii="Calibri" w:hAnsi="Calibri" w:cs="Calibri" w:eastAsia="Calibri"/>
-                <w:color w:val="B07D2B"/>
+                <w:color w:val="8A5F1A"/>
                 <w:sz w:val="20"/>
               </w:rPr>
               <w:t xml:space="preserve">  ★★</w:t>
@@ -8824,7 +8824,7 @@
             <w:r>
               <w:rPr>
                 <w:rFonts w:ascii="Calibri" w:hAnsi="Calibri" w:cs="Calibri" w:eastAsia="Calibri"/>
-                <w:color w:val="B07D2B"/>
+                <w:color w:val="8A5F1A"/>
                 <w:sz w:val="20"/>
               </w:rPr>
               <w:t xml:space="preserve">  ★★</w:t>
@@ -9687,7 +9687,7 @@
             <w:r>
               <w:rPr>
                 <w:rFonts w:ascii="Calibri" w:hAnsi="Calibri" w:cs="Calibri" w:eastAsia="Calibri"/>
-                <w:color w:val="B07D2B"/>
+                <w:color w:val="8A5F1A"/>
                 <w:sz w:val="20"/>
               </w:rPr>
               <w:t xml:space="preserve">  ★★★</w:t>
@@ -10076,7 +10076,7 @@
             <w:r>
               <w:rPr>
                 <w:rFonts w:ascii="Calibri" w:hAnsi="Calibri" w:cs="Calibri" w:eastAsia="Calibri"/>
-                <w:color w:val="B07D2B"/>
+                <w:color w:val="8A5F1A"/>
                 <w:sz w:val="20"/>
               </w:rPr>
               <w:t xml:space="preserve">  ★★</w:t>
@@ -11549,7 +11549,7 @@
               <w:rPr>
                 <w:rFonts w:ascii="Georgia" w:hAnsi="Georgia" w:cs="Georgia" w:eastAsia="Georgia"/>
                 <w:b/>
-                <w:color w:val="8A5F1A"/>
+                <w:color w:val="14213D"/>
                 <w:spacing w:val="16"/>
                 <w:sz w:val="21"/>
               </w:rPr>

--- a/materialien/Welt6_Zeitmaschine/5_Loesungen/KR_W6_Akte2_Eves_Chiffre_LSG.docx
+++ b/materialien/Welt6_Zeitmaschine/5_Loesungen/KR_W6_Akte2_Eves_Chiffre_LSG.docx
@@ -801,13 +801,13 @@
                         </w:pPr>
                         <w:r>
                           <w:rPr>
-                            <w:rFonts w:ascii="Consolas" w:hAnsi="Consolas" w:cs="Consolas" w:eastAsia="Consolas"/>
+                            <w:rFonts w:ascii="Calibri" w:hAnsi="Calibri" w:cs="Calibri" w:eastAsia="Calibri"/>
                             <w:b w:val="0"/>
                             <w:i w:val="0"/>
                             <w:color w:val="1B1B1F"/>
                             <w:sz w:val="20"/>
                           </w:rPr>
-                          <w:t>0 5 2 7 4 1 6 3</w:t>
+                          <w:t>(selbst bestimmen)</w:t>
                         </w:r>
                       </w:p>
                     </w:tc>
@@ -859,13 +859,13 @@
                         </w:pPr>
                         <w:r>
                           <w:rPr>
-                            <w:rFonts w:ascii="Consolas" w:hAnsi="Consolas" w:cs="Consolas" w:eastAsia="Consolas"/>
+                            <w:rFonts w:ascii="Calibri" w:hAnsi="Calibri" w:cs="Calibri" w:eastAsia="Calibri"/>
                             <w:b w:val="0"/>
                             <w:i w:val="0"/>
                             <w:color w:val="1B1B1F"/>
                             <w:sz w:val="20"/>
                           </w:rPr>
-                          <w:t>0 7 6 5 4 3 2 1</w:t>
+                          <w:t>(selbst bestimmen)</w:t>
                         </w:r>
                       </w:p>
                     </w:tc>
@@ -9025,7 +9025,7 @@
           <w:color w:val="1B1B1F"/>
           <w:sz w:val="22"/>
         </w:rPr>
-        <w:t xml:space="preserve">Schreibe das Pendel zu ZEIT und zu EVE für 12 Zeichen aus. Gib jeweils die Periode an und </w:t>
+        <w:t xml:space="preserve">Schreibe das Pendel zu MOND und zu EVE für 12 Zeichen aus. Gib jeweils die Periode an und </w:t>
       </w:r>
       <w:r>
         <w:rPr>
@@ -9404,7 +9404,7 @@
                 <w:color w:val="1F4E8C"/>
                 <w:sz w:val="22"/>
               </w:rPr>
-              <w:t xml:space="preserve">c) ZEIT → </w:t>
+              <w:t xml:space="preserve">c) MOND → </w:t>
             </w:r>
             <w:r>
               <w:rPr>
@@ -9414,7 +9414,7 @@
                 <w:color w:val="1F4E8C"/>
                 <w:sz w:val="22"/>
               </w:rPr>
-              <w:t>ZEITIEZEITIE</w:t>
+              <w:t>MONDNOMONDNO</w:t>
             </w:r>
             <w:r>
               <w:rPr>
@@ -9424,7 +9424,7 @@
                 <w:color w:val="1F4E8C"/>
                 <w:sz w:val="22"/>
               </w:rPr>
-              <w:t xml:space="preserve">, Periode 6 = Vigenère mit ZEITIE; EVE → </w:t>
+              <w:t xml:space="preserve">, Periode 6 = Vigenère mit MONDNO; EVE → </w:t>
             </w:r>
             <w:r>
               <w:rPr>
@@ -12122,16 +12122,6 @@
                   <w:pPr>
                     <w:spacing w:before="0" w:after="0"/>
                   </w:pPr>
-                  <w:r>
-                    <w:rPr>
-                      <w:rFonts w:ascii="Consolas" w:hAnsi="Consolas" w:cs="Consolas" w:eastAsia="Consolas"/>
-                      <w:b w:val="0"/>
-                      <w:i w:val="0"/>
-                      <w:color w:val="1B1B1F"/>
-                      <w:sz w:val="20"/>
-                    </w:rPr>
-                    <w:t>0 5 2 7 4 1 6 3</w:t>
-                  </w:r>
                 </w:p>
               </w:tc>
               <w:tc>
@@ -12148,16 +12138,6 @@
                   <w:pPr>
                     <w:spacing w:before="0" w:after="0"/>
                   </w:pPr>
-                  <w:r>
-                    <w:rPr>
-                      <w:rFonts w:ascii="Consolas" w:hAnsi="Consolas" w:cs="Consolas" w:eastAsia="Consolas"/>
-                      <w:b w:val="0"/>
-                      <w:i w:val="0"/>
-                      <w:color w:val="1B1B1F"/>
-                      <w:sz w:val="20"/>
-                    </w:rPr>
-                    <w:t>0 5 2 7 4 1 6 3</w:t>
-                  </w:r>
                 </w:p>
               </w:tc>
             </w:tr>
@@ -12206,16 +12186,6 @@
                   <w:pPr>
                     <w:spacing w:before="0" w:after="0"/>
                   </w:pPr>
-                  <w:r>
-                    <w:rPr>
-                      <w:rFonts w:ascii="Consolas" w:hAnsi="Consolas" w:cs="Consolas" w:eastAsia="Consolas"/>
-                      <w:b w:val="0"/>
-                      <w:i w:val="0"/>
-                      <w:color w:val="1B1B1F"/>
-                      <w:sz w:val="20"/>
-                    </w:rPr>
-                    <w:t>0 7 6 5 4 3 2 1</w:t>
-                  </w:r>
                 </w:p>
               </w:tc>
               <w:tc>
@@ -12232,16 +12202,6 @@
                   <w:pPr>
                     <w:spacing w:before="0" w:after="0"/>
                   </w:pPr>
-                  <w:r>
-                    <w:rPr>
-                      <w:rFonts w:ascii="Consolas" w:hAnsi="Consolas" w:cs="Consolas" w:eastAsia="Consolas"/>
-                      <w:b w:val="0"/>
-                      <w:i w:val="0"/>
-                      <w:color w:val="1B1B1F"/>
-                      <w:sz w:val="20"/>
-                    </w:rPr>
-                    <w:t>0 7 6 5 4 3 2 1</w:t>
-                  </w:r>
                 </w:p>
               </w:tc>
             </w:tr>

--- a/materialien/Welt6_Zeitmaschine/5_Loesungen/KR_W6_Akte2_Eves_Chiffre_LSG.docx
+++ b/materialien/Welt6_Zeitmaschine/5_Loesungen/KR_W6_Akte2_Eves_Chiffre_LSG.docx
@@ -3574,7 +3574,7 @@
                 <w:color w:val="1B1B1F"/>
                 <w:sz w:val="24"/>
               </w:rPr>
-              <w:t xml:space="preserve">   Schritt 1: Nachrechnen</w:t>
+              <w:t xml:space="preserve">   Schritt 1: Nachrechnen – mit Falle</w:t>
             </w:r>
             <w:r>
               <w:t xml:space="preserve">  </w:t>
@@ -3616,7 +3616,7 @@
           <w:color w:val="1B1B1F"/>
           <w:sz w:val="22"/>
         </w:rPr>
-        <w:t>Rechne</w:t>
+        <w:t>Verschlüssele</w:t>
       </w:r>
       <w:r>
         <w:rPr>
@@ -3626,7 +3626,27 @@
           <w:color w:val="1B1B1F"/>
           <w:sz w:val="22"/>
         </w:rPr>
-        <w:t xml:space="preserve"> im Beispiel (Archivwissen 1) die ersten acht Geheimtextzeichen </w:t>
+        <w:t xml:space="preserve"> Block 1 des Beispiels (Archivwissen 1, Zwischentext nach dem Ring) mit der Folge </w:t>
+      </w:r>
+      <w:r>
+        <w:rPr>
+          <w:rFonts w:ascii="Consolas" w:hAnsi="Consolas" w:cs="Consolas" w:eastAsia="Consolas"/>
+          <w:b w:val="0"/>
+          <w:i w:val="0"/>
+          <w:color w:val="1B1B1F"/>
+          <w:sz w:val="22"/>
+        </w:rPr>
+        <w:t>ZEITZEIT</w:t>
+      </w:r>
+      <w:r>
+        <w:rPr>
+          <w:rFonts w:ascii="Calibri" w:hAnsi="Calibri" w:cs="Calibri" w:eastAsia="Calibri"/>
+          <w:b w:val="0"/>
+          <w:i w:val="0"/>
+          <w:color w:val="1B1B1F"/>
+          <w:sz w:val="22"/>
+        </w:rPr>
+        <w:t xml:space="preserve"> – das Pendelwort einfach wiederholt – und </w:t>
       </w:r>
       <w:r>
         <w:rPr>
@@ -3636,7 +3656,7 @@
           <w:color w:val="1B1B1F"/>
           <w:sz w:val="22"/>
         </w:rPr>
-        <w:t>nach</w:t>
+        <w:t>vergleiche</w:t>
       </w:r>
       <w:r>
         <w:rPr>
@@ -3646,7 +3666,7 @@
           <w:color w:val="1B1B1F"/>
           <w:sz w:val="22"/>
         </w:rPr>
-        <w:t>. Markiere die Stellen, an denen der Pendelbuchstabe Z verwendet wird, und gib an, um wie viele Stellen Z verschiebt.</w:t>
+        <w:t xml:space="preserve"> mit dem Geheimtext des Beispiels. Markiere im Beispiel die Stellen, an denen der Pendelbuchstabe Z verwendet wird, und gib an, um wie viele Stellen Z verschiebt.</w:t>
       </w:r>
     </w:p>
     <w:tbl>
@@ -3726,7 +3746,7 @@
                 <w:color w:val="1F4E8C"/>
                 <w:sz w:val="22"/>
               </w:rPr>
-              <w:t xml:space="preserve">Z · E · I · T · I · E · Z · E über </w:t>
+              <w:t xml:space="preserve">Mit </w:t>
             </w:r>
             <w:r>
               <w:rPr>
@@ -3736,7 +3756,7 @@
                 <w:color w:val="1F4E8C"/>
                 <w:sz w:val="22"/>
               </w:rPr>
-              <w:t>M T N I E A T R</w:t>
+              <w:t>ZEITZEIT</w:t>
             </w:r>
             <w:r>
               <w:rPr>
@@ -3746,7 +3766,7 @@
                 <w:color w:val="1F4E8C"/>
                 <w:sz w:val="22"/>
               </w:rPr>
-              <w:t xml:space="preserve">: M + Z = L, T + E = X, N + I = V, I + T = B, E + I = M, A + E = E, T + Z = S, R + E = V → </w:t>
+              <w:t xml:space="preserve">: M + Z = L, T + E = X, N + I = V, I + T = B, E + Z = D, A + E = E, T + I = B, R + T = K → </w:t>
             </w:r>
             <w:r>
               <w:rPr>
@@ -3756,7 +3776,7 @@
                 <w:color w:val="1F4E8C"/>
                 <w:sz w:val="22"/>
               </w:rPr>
-              <w:t>LXVBMESV</w:t>
+              <w:t>LXVBDEBK</w:t>
             </w:r>
             <w:r>
               <w:rPr>
@@ -3766,7 +3786,27 @@
                 <w:color w:val="1F4E8C"/>
                 <w:sz w:val="22"/>
               </w:rPr>
-              <w:t>.</w:t>
+              <w:t xml:space="preserve">. Ab dem fünften Zeichen weicht das Ergebnis vom Beispiel ab, weil das Pendel nach ZEIT rückwärts schwingt (Z E I T </w:t>
+            </w:r>
+            <w:r>
+              <w:rPr>
+                <w:rFonts w:ascii="Calibri" w:hAnsi="Calibri" w:cs="Calibri" w:eastAsia="Calibri"/>
+                <w:b/>
+                <w:i w:val="0"/>
+                <w:color w:val="1F4E8C"/>
+                <w:sz w:val="22"/>
+              </w:rPr>
+              <w:t>I E Z E</w:t>
+            </w:r>
+            <w:r>
+              <w:rPr>
+                <w:rFonts w:ascii="Calibri" w:hAnsi="Calibri" w:cs="Calibri" w:eastAsia="Calibri"/>
+                <w:b w:val="0"/>
+                <w:i w:val="0"/>
+                <w:color w:val="1F4E8C"/>
+                <w:sz w:val="22"/>
+              </w:rPr>
+              <w:t>) – wer das Wort nur wiederholt, tappt in Falle P4.</w:t>
             </w:r>
           </w:p>
           <w:p>
@@ -6396,47 +6436,7 @@
                 <w:color w:val="1F4E8C"/>
                 <w:sz w:val="22"/>
               </w:rPr>
-              <w:t xml:space="preserve">Ring zurück (t = 3, Zeichen j → Feld 3j mod 8): Block 1 Felder 0–7 = </w:t>
-            </w:r>
-            <w:r>
-              <w:rPr>
-                <w:rFonts w:ascii="Consolas" w:hAnsi="Consolas" w:cs="Consolas" w:eastAsia="Consolas"/>
-                <w:b w:val="0"/>
-                <w:i w:val="0"/>
-                <w:color w:val="1F4E8C"/>
-                <w:sz w:val="22"/>
-              </w:rPr>
-              <w:t>Z E I T R E I S</w:t>
-            </w:r>
-            <w:r>
-              <w:rPr>
-                <w:rFonts w:ascii="Calibri" w:hAnsi="Calibri" w:cs="Calibri" w:eastAsia="Calibri"/>
-                <w:b w:val="0"/>
-                <w:i w:val="0"/>
-                <w:color w:val="1F4E8C"/>
-                <w:sz w:val="22"/>
-              </w:rPr>
-              <w:t xml:space="preserve">; Block 2 = </w:t>
-            </w:r>
-            <w:r>
-              <w:rPr>
-                <w:rFonts w:ascii="Consolas" w:hAnsi="Consolas" w:cs="Consolas" w:eastAsia="Consolas"/>
-                <w:b w:val="0"/>
-                <w:i w:val="0"/>
-                <w:color w:val="1F4E8C"/>
-                <w:sz w:val="22"/>
-              </w:rPr>
-              <w:t>E B E E N D E T</w:t>
-            </w:r>
-            <w:r>
-              <w:rPr>
-                <w:rFonts w:ascii="Calibri" w:hAnsi="Calibri" w:cs="Calibri" w:eastAsia="Calibri"/>
-                <w:b w:val="0"/>
-                <w:i w:val="0"/>
-                <w:color w:val="1F4E8C"/>
-                <w:sz w:val="22"/>
-              </w:rPr>
-              <w:t xml:space="preserve"> → Klartext </w:t>
+              <w:t xml:space="preserve">Ring zurück (t = 3, Zeichen j → Feld 3j mod 8): Block 1 und Block 2 Zeichen für Zeichen auf ihre Felder zurücklegen und Feld 0–7 lesen → Klartext </w:t>
             </w:r>
             <w:r>
               <w:rPr>
@@ -10787,7 +10787,7 @@
                 <w:color w:val="1B1B1F"/>
                 <w:sz w:val="22"/>
               </w:rPr>
-              <w:t>GFWJR JVCSS BIVZO K</w:t>
+              <w:t>WIYDI WPVHS BZDIM H</w:t>
             </w:r>
             <w:r>
               <w:rPr>
@@ -10951,7 +10951,7 @@
                       <w:color w:val="1F4E8C"/>
                       <w:sz w:val="22"/>
                     </w:rPr>
-                    <w:t>CKSONORH OXXNREKP</w:t>
+                    <w:t>SNUIEBLA DXXEZNIM</w:t>
                   </w:r>
                   <w:r>
                     <w:rPr>
@@ -10971,7 +10971,7 @@
                       <w:color w:val="1F4E8C"/>
                       <w:sz w:val="22"/>
                     </w:rPr>
-                    <w:t>CHRONOSK | OPKERNXX</w:t>
+                    <w:t>SALBEIUN | DMINZEXX</w:t>
                   </w:r>
                   <w:r>
                     <w:rPr>
@@ -10991,7 +10991,7 @@
                       <w:color w:val="1F4E8C"/>
                       <w:sz w:val="22"/>
                     </w:rPr>
-                    <w:t>chronoskopkern</w:t>
+                    <w:t>salbeiundminze</w:t>
                   </w:r>
                   <w:r>
                     <w:rPr>

--- a/materialien/Welt6_Zeitmaschine/5_Loesungen/KR_W6_Akte2_Eves_Chiffre_LSG.docx
+++ b/materialien/Welt6_Zeitmaschine/5_Loesungen/KR_W6_Akte2_Eves_Chiffre_LSG.docx
@@ -300,7 +300,7 @@
                 <w:color w:val="1B1B1F"/>
                 <w:sz w:val="22"/>
               </w:rPr>
-              <w:t>TAZLL ZZLYL VIHAV K</w:t>
+              <w:t>BLJLF ASPPI VLIUI N</w:t>
             </w:r>
             <w:r>
               <w:rPr>
@@ -400,7 +400,7 @@
                 <w:spacing w:val="24"/>
                 <w:sz w:val="28"/>
               </w:rPr>
-              <w:t>TAZLL ZZLYL VIHAV K</w:t>
+              <w:t>BLJLF ASPPI VLIUI N</w:t>
             </w:r>
           </w:p>
         </w:tc>
@@ -4033,7 +4033,7 @@
           <w:color w:val="1B1B1F"/>
           <w:sz w:val="22"/>
         </w:rPr>
-        <w:t>TAZLL ZZLYL VIHAV K</w:t>
+        <w:t>BLJLF ASPPI VLIUI N</w:t>
       </w:r>
       <w:r>
         <w:rPr>
@@ -4134,7 +4134,7 @@
                 <w:color w:val="1B1B1F"/>
                 <w:sz w:val="20"/>
               </w:rPr>
-              <w:t>T</w:t>
+              <w:t>B</w:t>
             </w:r>
           </w:p>
         </w:tc>
@@ -4161,7 +4161,7 @@
                 <w:color w:val="1B1B1F"/>
                 <w:sz w:val="20"/>
               </w:rPr>
-              <w:t>A</w:t>
+              <w:t>L</w:t>
             </w:r>
           </w:p>
         </w:tc>
@@ -4188,7 +4188,7 @@
                 <w:color w:val="1B1B1F"/>
                 <w:sz w:val="20"/>
               </w:rPr>
-              <w:t>Z</w:t>
+              <w:t>J</w:t>
             </w:r>
           </w:p>
         </w:tc>
@@ -4242,7 +4242,7 @@
                 <w:color w:val="1B1B1F"/>
                 <w:sz w:val="20"/>
               </w:rPr>
-              <w:t>L</w:t>
+              <w:t>F</w:t>
             </w:r>
           </w:p>
         </w:tc>
@@ -4269,7 +4269,7 @@
                 <w:color w:val="1B1B1F"/>
                 <w:sz w:val="20"/>
               </w:rPr>
-              <w:t>Z</w:t>
+              <w:t>A</w:t>
             </w:r>
           </w:p>
         </w:tc>
@@ -4296,7 +4296,7 @@
                 <w:color w:val="1B1B1F"/>
                 <w:sz w:val="20"/>
               </w:rPr>
-              <w:t>Z</w:t>
+              <w:t>S</w:t>
             </w:r>
           </w:p>
         </w:tc>
@@ -4323,7 +4323,7 @@
                 <w:color w:val="1B1B1F"/>
                 <w:sz w:val="20"/>
               </w:rPr>
-              <w:t>L</w:t>
+              <w:t>P</w:t>
             </w:r>
           </w:p>
         </w:tc>
@@ -4350,7 +4350,7 @@
                 <w:color w:val="1B1B1F"/>
                 <w:sz w:val="20"/>
               </w:rPr>
-              <w:t>Y</w:t>
+              <w:t>P</w:t>
             </w:r>
           </w:p>
         </w:tc>
@@ -4377,7 +4377,7 @@
                 <w:color w:val="1B1B1F"/>
                 <w:sz w:val="20"/>
               </w:rPr>
-              <w:t>L</w:t>
+              <w:t>I</w:t>
             </w:r>
           </w:p>
         </w:tc>
@@ -4431,7 +4431,7 @@
                 <w:color w:val="1B1B1F"/>
                 <w:sz w:val="20"/>
               </w:rPr>
-              <w:t>I</w:t>
+              <w:t>L</w:t>
             </w:r>
           </w:p>
         </w:tc>
@@ -4458,7 +4458,7 @@
                 <w:color w:val="1B1B1F"/>
                 <w:sz w:val="20"/>
               </w:rPr>
-              <w:t>H</w:t>
+              <w:t>I</w:t>
             </w:r>
           </w:p>
         </w:tc>
@@ -4485,7 +4485,7 @@
                 <w:color w:val="1B1B1F"/>
                 <w:sz w:val="20"/>
               </w:rPr>
-              <w:t>A</w:t>
+              <w:t>U</w:t>
             </w:r>
           </w:p>
         </w:tc>
@@ -4512,7 +4512,7 @@
                 <w:color w:val="1B1B1F"/>
                 <w:sz w:val="20"/>
               </w:rPr>
-              <w:t>V</w:t>
+              <w:t>I</w:t>
             </w:r>
           </w:p>
         </w:tc>
@@ -4539,7 +4539,7 @@
                 <w:color w:val="1B1B1F"/>
                 <w:sz w:val="20"/>
               </w:rPr>
-              <w:t>K</w:t>
+              <w:t>N</w:t>
             </w:r>
           </w:p>
         </w:tc>
@@ -5064,7 +5064,7 @@
                 <w:color w:val="1B1B1F"/>
                 <w:sz w:val="20"/>
               </w:rPr>
-              <w:t>Z</w:t>
+              <w:t>H</w:t>
             </w:r>
           </w:p>
         </w:tc>
@@ -5091,7 +5091,7 @@
                 <w:color w:val="1B1B1F"/>
                 <w:sz w:val="20"/>
               </w:rPr>
-              <w:t>T</w:t>
+              <w:t>E</w:t>
             </w:r>
           </w:p>
         </w:tc>
@@ -5118,7 +5118,7 @@
                 <w:color w:val="1B1B1F"/>
                 <w:sz w:val="20"/>
               </w:rPr>
-              <w:t>I</w:t>
+              <w:t>S</w:t>
             </w:r>
           </w:p>
         </w:tc>
@@ -5172,7 +5172,7 @@
                 <w:color w:val="1B1B1F"/>
                 <w:sz w:val="20"/>
               </w:rPr>
-              <w:t>R</w:t>
+              <w:t>L</w:t>
             </w:r>
           </w:p>
         </w:tc>
@@ -5199,7 +5199,7 @@
                 <w:color w:val="1B1B1F"/>
                 <w:sz w:val="20"/>
               </w:rPr>
-              <w:t>S</w:t>
+              <w:t>T</w:t>
             </w:r>
           </w:p>
         </w:tc>
@@ -5226,7 +5226,7 @@
                 <w:color w:val="1B1B1F"/>
                 <w:sz w:val="20"/>
               </w:rPr>
-              <w:t>I</w:t>
+              <w:t>B</w:t>
             </w:r>
           </w:p>
         </w:tc>
@@ -5253,7 +5253,7 @@
                 <w:color w:val="1B1B1F"/>
                 <w:sz w:val="20"/>
               </w:rPr>
-              <w:t>E</w:t>
+              <w:t>I</w:t>
             </w:r>
           </w:p>
         </w:tc>
@@ -5280,7 +5280,7 @@
                 <w:color w:val="1B1B1F"/>
                 <w:sz w:val="20"/>
               </w:rPr>
-              <w:t>E</w:t>
+              <w:t>V</w:t>
             </w:r>
           </w:p>
         </w:tc>
@@ -5307,7 +5307,7 @@
                 <w:color w:val="1B1B1F"/>
                 <w:sz w:val="20"/>
               </w:rPr>
-              <w:t>E</w:t>
+              <w:t>B</w:t>
             </w:r>
           </w:p>
         </w:tc>
@@ -5361,7 +5361,7 @@
                 <w:color w:val="1B1B1F"/>
                 <w:sz w:val="20"/>
               </w:rPr>
-              <w:t>B</w:t>
+              <w:t>E</w:t>
             </w:r>
           </w:p>
         </w:tc>
@@ -5388,7 +5388,7 @@
                 <w:color w:val="1B1B1F"/>
                 <w:sz w:val="20"/>
               </w:rPr>
-              <w:t>N</w:t>
+              <w:t>O</w:t>
             </w:r>
           </w:p>
         </w:tc>
@@ -5415,7 +5415,7 @@
                 <w:color w:val="1B1B1F"/>
                 <w:sz w:val="20"/>
               </w:rPr>
-              <w:t>T</w:t>
+              <w:t>N</w:t>
             </w:r>
           </w:p>
         </w:tc>
@@ -5442,7 +5442,7 @@
                 <w:color w:val="1B1B1F"/>
                 <w:sz w:val="20"/>
               </w:rPr>
-              <w:t>E</w:t>
+              <w:t>R</w:t>
             </w:r>
           </w:p>
         </w:tc>
@@ -5469,7 +5469,7 @@
                 <w:color w:val="1B1B1F"/>
                 <w:sz w:val="20"/>
               </w:rPr>
-              <w:t>D</w:t>
+              <w:t>G</w:t>
             </w:r>
           </w:p>
         </w:tc>
@@ -5837,7 +5837,7 @@
                 <w:color w:val="1B1B1F"/>
                 <w:sz w:val="20"/>
               </w:rPr>
-              <w:t>Z</w:t>
+              <w:t>H</w:t>
             </w:r>
           </w:p>
         </w:tc>
@@ -5891,7 +5891,7 @@
                 <w:color w:val="1B1B1F"/>
                 <w:sz w:val="20"/>
               </w:rPr>
-              <w:t>I</w:t>
+              <w:t>B</w:t>
             </w:r>
           </w:p>
         </w:tc>
@@ -5918,7 +5918,7 @@
                 <w:color w:val="1B1B1F"/>
                 <w:sz w:val="20"/>
               </w:rPr>
-              <w:t>T</w:t>
+              <w:t>E</w:t>
             </w:r>
           </w:p>
         </w:tc>
@@ -5945,7 +5945,7 @@
                 <w:color w:val="1B1B1F"/>
                 <w:sz w:val="20"/>
               </w:rPr>
-              <w:t>R</w:t>
+              <w:t>L</w:t>
             </w:r>
           </w:p>
         </w:tc>
@@ -5972,7 +5972,7 @@
                 <w:color w:val="1B1B1F"/>
                 <w:sz w:val="20"/>
               </w:rPr>
-              <w:t>E</w:t>
+              <w:t>I</w:t>
             </w:r>
           </w:p>
         </w:tc>
@@ -5999,7 +5999,7 @@
                 <w:color w:val="1B1B1F"/>
                 <w:sz w:val="20"/>
               </w:rPr>
-              <w:t>I</w:t>
+              <w:t>S</w:t>
             </w:r>
           </w:p>
         </w:tc>
@@ -6026,7 +6026,7 @@
                 <w:color w:val="1B1B1F"/>
                 <w:sz w:val="20"/>
               </w:rPr>
-              <w:t>S</w:t>
+              <w:t>T</w:t>
             </w:r>
           </w:p>
         </w:tc>
@@ -6086,7 +6086,7 @@
                 <w:color w:val="1B1B1F"/>
                 <w:sz w:val="20"/>
               </w:rPr>
-              <w:t>E</w:t>
+              <w:t>V</w:t>
             </w:r>
           </w:p>
         </w:tc>
@@ -6113,7 +6113,7 @@
                 <w:color w:val="1B1B1F"/>
                 <w:sz w:val="20"/>
               </w:rPr>
-              <w:t>B</w:t>
+              <w:t>E</w:t>
             </w:r>
           </w:p>
         </w:tc>
@@ -6140,7 +6140,7 @@
                 <w:color w:val="1B1B1F"/>
                 <w:sz w:val="20"/>
               </w:rPr>
-              <w:t>E</w:t>
+              <w:t>R</w:t>
             </w:r>
           </w:p>
         </w:tc>
@@ -6167,7 +6167,7 @@
                 <w:color w:val="1B1B1F"/>
                 <w:sz w:val="20"/>
               </w:rPr>
-              <w:t>E</w:t>
+              <w:t>B</w:t>
             </w:r>
           </w:p>
         </w:tc>
@@ -6194,7 +6194,7 @@
                 <w:color w:val="1B1B1F"/>
                 <w:sz w:val="20"/>
               </w:rPr>
-              <w:t>N</w:t>
+              <w:t>O</w:t>
             </w:r>
           </w:p>
         </w:tc>
@@ -6221,7 +6221,7 @@
                 <w:color w:val="1B1B1F"/>
                 <w:sz w:val="20"/>
               </w:rPr>
-              <w:t>D</w:t>
+              <w:t>G</w:t>
             </w:r>
           </w:p>
         </w:tc>
@@ -6275,7 +6275,7 @@
                 <w:color w:val="1B1B1F"/>
                 <w:sz w:val="20"/>
               </w:rPr>
-              <w:t>T</w:t>
+              <w:t>N</w:t>
             </w:r>
           </w:p>
         </w:tc>
@@ -6401,7 +6401,7 @@
                 <w:color w:val="1F4E8C"/>
                 <w:sz w:val="22"/>
               </w:rPr>
-              <w:t xml:space="preserve">. Zwischentext: T − U = Z, A − H = T, Z − R = I, L − H = E, L − U = R, Z − H = S, Z − R = I, L − H = E, Y − U = E, L − H = E, V − R = E, I − H = B, H − U = N, A − H = T, V − R = E, K − H = D → </w:t>
+              <w:t xml:space="preserve">. Zwischentext: B − U = H, L − H = E, J − R = S, L − H = E, F − U = L, A − H = T, S − R = B, P − H = I, P − U = V, I − H = B, V − R = E, L − H = E, I − U = O, U − H = N, I − R = R, N − H = G → </w:t>
             </w:r>
             <w:r>
               <w:rPr>
@@ -6411,7 +6411,7 @@
                 <w:color w:val="1F4E8C"/>
                 <w:sz w:val="22"/>
               </w:rPr>
-              <w:t>ZTIERSIE EEEBNTED</w:t>
+              <w:t>HESELTBI VBEEONRG</w:t>
             </w:r>
             <w:r>
               <w:rPr>
@@ -6446,7 +6446,7 @@
                 <w:color w:val="1F4E8C"/>
                 <w:sz w:val="22"/>
               </w:rPr>
-              <w:t>zeitreisebeendet</w:t>
+              <w:t>hebelistverbogen</w:t>
             </w:r>
             <w:r>
               <w:rPr>
